--- a/【查新报告】小鳌带路——基于K230视觉终端的粤地非遗书院AI导览装置.docx
+++ b/【查新报告】小鳌带路——基于K230视觉终端的粤地非遗书院AI导览装置.docx
@@ -118,7 +118,7 @@
           <w:b w:val="0"/>
           <w:sz w:val="32"/>
         </w:rPr>
-        <w:t xml:space="preserve">查新完成日期：2026年10月22日　</w:t>
+        <w:t xml:space="preserve">查新完成日期：2026年10月25日　</w:t>
       </w:r>
     </w:p>
     <w:p>
@@ -845,47 +845,47 @@
                 <w:b w:val="0"/>
                 <w:sz w:val="22"/>
               </w:rPr>
-              <w:t>1. 嵌入式端侧视觉感知架构：以嘉楠K230视觉终端为唯一主控，集成摄像头、触摸屏、扬声器与按键，在单块板上完成人脸检测、局部特征识别与非遗古物识别三路视觉任务；采用统一摄像头生命周期管理，进入识别页才申请设备、离开立即释放，并以指数退避重试替代频繁开关，实现单路摄像头在多点位识别场景下的稳定复用；</w:t>
-            </w:r>
-          </w:p>
-          <w:p>
-            <w:r>
-              <w:rPr>
-                <w:rFonts w:ascii="仿宋_GB2312" w:hAnsi="仿宋_GB2312" w:eastAsia="仿宋_GB2312"/>
-                <w:b w:val="0"/>
-                <w:sz w:val="22"/>
-              </w:rPr>
-              <w:t>2. 时间窗累计命中与颜色门限协同的实物识别判定模型：将识别结果按类聚合成特征原型比对，设定2.5秒滑动时间窗内累计命中2次即判定认准，并叠加红/草黄/暗棕/淀粉四类颜色比例门限二次校验，克服手持实物抖动、光照波动导致的连续帧判定断裂与误报，实测三件古物各6次模拟手持拍摄全部命中，无关物品仍正确拒识；</w:t>
-            </w:r>
-          </w:p>
-          <w:p>
-            <w:r>
-              <w:rPr>
-                <w:rFonts w:ascii="仿宋_GB2312" w:hAnsi="仿宋_GB2312" w:eastAsia="仿宋_GB2312"/>
-                <w:b w:val="0"/>
-                <w:sz w:val="22"/>
-              </w:rPr>
-              <w:t>3. 现场无样本预采集的人脸即时学习方法：不依赖事先收集照片，学生在镜头前触发学习后连续采集约15帧人脸区域并即时重建局部特征库，配合父子进程托管与身份绑定，实现"来访即登记、登记即识别"；</w:t>
-            </w:r>
-          </w:p>
-          <w:p>
-            <w:r>
-              <w:rPr>
-                <w:rFonts w:ascii="仿宋_GB2312" w:hAnsi="仿宋_GB2312" w:eastAsia="仿宋_GB2312"/>
-                <w:b w:val="0"/>
-                <w:sz w:val="22"/>
-              </w:rPr>
-              <w:t>4. 双端状态同步与双语预生成语音协同机制：视觉终端与三维网页端通过局域网消息总线同步关卡、识别、答题与积分状态；语音全部离线预生成，普通话与粤语各一套音频，并以"相机发声、网页静音只显字幕"的仲裁规则彻底消除双端叠音，经实测在粤语文本合成实验中确认通用TTS会将粤语字按普通话发音，故粤语坚持使用真粤语音色；</w:t>
-            </w:r>
-          </w:p>
-          <w:p>
-            <w:r>
-              <w:rPr>
-                <w:rFonts w:ascii="仿宋_GB2312" w:hAnsi="仿宋_GB2312" w:eastAsia="仿宋_GB2312"/>
-                <w:b w:val="0"/>
-                <w:sz w:val="22"/>
-              </w:rPr>
-              <w:t>5. 五关导览与非遗识物答题一体化的积分兑换闭环：将门口迎宾、前院溯源、讲堂楹联、非遗工坊、尾声留墨五关与三件非遗古物识别答题串联为单线任务流，任一环节完成即按规则累计积分，三件古物全部复原识别通过后自动触发非遗小礼品兑换界面，形成"导览—识物—答题—积分—兑换"的完整教育闭环。</w:t>
+              <w:t>1. 嵌入式三端协同的视觉导览架构：以K230视觉终端承担摄像头采集、人脸检测、LBPH识别、五类打印参考卡匹配、触摸界面与本地播报；行空板K10承担离线关键词识别与状态显示；网页端以Three.js呈现书院三维场景与关卡状态，三端通过MQTT主题协同，避免由单一高算力设备承担全部交互。</w:t>
+            </w:r>
+          </w:p>
+          <w:p>
+            <w:r>
+              <w:rPr>
+                <w:rFonts w:ascii="仿宋_GB2312" w:hAnsi="仿宋_GB2312" w:eastAsia="仿宋_GB2312"/>
+                <w:b w:val="0"/>
+                <w:sz w:val="22"/>
+              </w:rPr>
+              <w:t>2. 静态图像原型匹配与防抖判定：对卡片中心区域做HSV颜色直方图、Sobel纹理方向直方图和颜色比例特征提取，与类别原型进行相似度比较；以0.28秒最短识别间隔、2.5秒时间窗累计命中2次确认，并叠加低纹理阈值、0.95相似度阈值、0.04类间差和0.55绝对下限，兼顾手持抖动与低纹理画面误报。</w:t>
+            </w:r>
+          </w:p>
+          <w:p>
+            <w:r>
+              <w:rPr>
+                <w:rFonts w:ascii="仿宋_GB2312" w:hAnsi="仿宋_GB2312" w:eastAsia="仿宋_GB2312"/>
+                <w:b w:val="0"/>
+                <w:sz w:val="22"/>
+              </w:rPr>
+              <w:t>3. 现场人脸学习与摄像头生命周期管理：采用KPU人脸检测与LBPH识别，现场最多采集15帧重建本地人脸库并绑定访客；所有页面统一使用一个摄像头入口，按需申请、离开释放，增加退避重试和父进程检查，避免反复开关导致设备占用或后台残留。</w:t>
+            </w:r>
+          </w:p>
+          <w:p>
+            <w:r>
+              <w:rPr>
+                <w:rFonts w:ascii="仿宋_GB2312" w:hAnsi="仿宋_GB2312" w:eastAsia="仿宋_GB2312"/>
+                <w:b w:val="0"/>
+                <w:sz w:val="22"/>
+              </w:rPr>
+              <w:t>4. 讲解与答题时序分离的双语交互：识别后先播放讲解，讲解阶段结束才发布不含答案的题卡；答错重新开放选项，答对才记录完成。普通话与粤语资源分离，设备发声时网页只显示字幕，并通过消息标记避免双端叠音。</w:t>
+            </w:r>
+          </w:p>
+          <w:p>
+            <w:r>
+              <w:rPr>
+                <w:rFonts w:ascii="仿宋_GB2312" w:hAnsi="仿宋_GB2312" w:eastAsia="仿宋_GB2312"/>
+                <w:b w:val="0"/>
+                <w:sz w:val="22"/>
+              </w:rPr>
+              <w:t>5. 五关导览与五类候选展项识别答题的闭环：五关负责空间讲解，火眼金睛负责五类打印参考卡识别、讲解、答题和完成记录；全部完成后展示积分与兑换档位，形成可重复演示的导览任务链，同时把候选名称、图片来源和文化出处作为独立状态记录。</w:t>
             </w:r>
           </w:p>
         </w:tc>
@@ -924,47 +924,47 @@
                 <w:b w:val="0"/>
                 <w:sz w:val="22"/>
               </w:rPr>
-              <w:t>1. 基于K230单片视觉终端与统一摄像头生命周期管理，在同一装置上兼顾人脸识别、三维导览联动与非遗古物识别的多点位视觉导览装置；</w:t>
-            </w:r>
-          </w:p>
-          <w:p>
-            <w:r>
-              <w:rPr>
-                <w:rFonts w:ascii="仿宋_GB2312" w:hAnsi="仿宋_GB2312" w:eastAsia="仿宋_GB2312"/>
-                <w:b w:val="0"/>
-                <w:sz w:val="22"/>
-              </w:rPr>
-              <w:t>2. 基于2.5秒滑动时间窗内累计命中2次、叠加颜色比例门限二次校验的实物识别防抖判定算法；</w:t>
-            </w:r>
-          </w:p>
-          <w:p>
-            <w:r>
-              <w:rPr>
-                <w:rFonts w:ascii="仿宋_GB2312" w:hAnsi="仿宋_GB2312" w:eastAsia="仿宋_GB2312"/>
-                <w:b w:val="0"/>
-                <w:sz w:val="22"/>
-              </w:rPr>
-              <w:t>3. 无需预先采集样本、由现场连续采帧即时重建特征库的人脸即时学习与身份绑定机制；</w:t>
-            </w:r>
-          </w:p>
-          <w:p>
-            <w:r>
-              <w:rPr>
-                <w:rFonts w:ascii="仿宋_GB2312" w:hAnsi="仿宋_GB2312" w:eastAsia="仿宋_GB2312"/>
-                <w:b w:val="0"/>
-                <w:sz w:val="22"/>
-              </w:rPr>
-              <w:t>4. 基于局域网消息总线双端状态同步，并采用"相机发声、网页静音"仲裁规则消除双端叠音的双语离线语音导览系统；</w:t>
-            </w:r>
-          </w:p>
-          <w:p>
-            <w:r>
-              <w:rPr>
-                <w:rFonts w:ascii="仿宋_GB2312" w:hAnsi="仿宋_GB2312" w:eastAsia="仿宋_GB2312"/>
-                <w:b w:val="0"/>
-                <w:sz w:val="22"/>
-              </w:rPr>
-              <w:t>5. 融合"五关导览+非遗古物识别+识别答题+积分累计+达标自动触发兑换"的完整教育闭环装置。</w:t>
+              <w:t>1. 一种以K230视觉终端、行空板K10与网页三维端协同工作的粤地书院非遗导览装置，三端分别承担视觉识别、语音控制与场景展示，并通过消息主题同步关卡和识别状态；</w:t>
+            </w:r>
+          </w:p>
+          <w:p>
+            <w:r>
+              <w:rPr>
+                <w:rFonts w:ascii="仿宋_GB2312" w:hAnsi="仿宋_GB2312" w:eastAsia="仿宋_GB2312"/>
+                <w:b w:val="0"/>
+                <w:sz w:val="22"/>
+              </w:rPr>
+              <w:t>2. 一种面向手持打印参考卡的静态图像原型匹配方法，采用0.28秒最短间隔、2.5秒窗口内累计命中2次，并结合纹理下限、相似度阈值、类间差和绝对下限的联合判定；</w:t>
+            </w:r>
+          </w:p>
+          <w:p>
+            <w:r>
+              <w:rPr>
+                <w:rFonts w:ascii="仿宋_GB2312" w:hAnsi="仿宋_GB2312" w:eastAsia="仿宋_GB2312"/>
+                <w:b w:val="0"/>
+                <w:sz w:val="22"/>
+              </w:rPr>
+              <w:t>3. 一种KPU人脸检测、LBPH识别与现场15帧以内即时建库相结合的人脸学习机制，配合单入口摄像头生命周期管理与进程退出清理；</w:t>
+            </w:r>
+          </w:p>
+          <w:p>
+            <w:r>
+              <w:rPr>
+                <w:rFonts w:ascii="仿宋_GB2312" w:hAnsi="仿宋_GB2312" w:eastAsia="仿宋_GB2312"/>
+                <w:b w:val="0"/>
+                <w:sz w:val="22"/>
+              </w:rPr>
+              <w:t>4. 一种讲解结束后才下发题卡、题卡不含标准答案、答错可重试且答对才记完成的双语交互流程，并以设备发声、网页字幕的消息标记减少双端叠音；</w:t>
+            </w:r>
+          </w:p>
+          <w:p>
+            <w:r>
+              <w:rPr>
+                <w:rFonts w:ascii="仿宋_GB2312" w:hAnsi="仿宋_GB2312" w:eastAsia="仿宋_GB2312"/>
+                <w:b w:val="0"/>
+                <w:sz w:val="22"/>
+              </w:rPr>
+              <w:t>5. 一种将五关书院讲解、五类候选展项打印卡识别答题、完成记录与积分兑换展示串联的导览任务闭环装置。</w:t>
             </w:r>
           </w:p>
         </w:tc>
@@ -1023,47 +1023,47 @@
                 <w:b w:val="0"/>
                 <w:sz w:val="22"/>
               </w:rPr>
-              <w:t>1. 非遗导览  博物馆导览  文化展馆导览</w:t>
-            </w:r>
-          </w:p>
-          <w:p>
-            <w:r>
-              <w:rPr>
-                <w:rFonts w:ascii="仿宋_GB2312" w:hAnsi="仿宋_GB2312" w:eastAsia="仿宋_GB2312"/>
-                <w:b w:val="0"/>
-                <w:sz w:val="22"/>
-              </w:rPr>
-              <w:t>2. 图像识别  物体识别  实物识别  特征匹配</w:t>
-            </w:r>
-          </w:p>
-          <w:p>
-            <w:r>
-              <w:rPr>
-                <w:rFonts w:ascii="仿宋_GB2312" w:hAnsi="仿宋_GB2312" w:eastAsia="仿宋_GB2312"/>
-                <w:b w:val="0"/>
-                <w:sz w:val="22"/>
-              </w:rPr>
-              <w:t>3. 人脸识别  局部特征  现场注册  人脸库</w:t>
-            </w:r>
-          </w:p>
-          <w:p>
-            <w:r>
-              <w:rPr>
-                <w:rFonts w:ascii="仿宋_GB2312" w:hAnsi="仿宋_GB2312" w:eastAsia="仿宋_GB2312"/>
-                <w:b w:val="0"/>
-                <w:sz w:val="22"/>
-              </w:rPr>
-              <w:t>4. 三维场景  虚拟导览  数字孪生  可视化</w:t>
-            </w:r>
-          </w:p>
-          <w:p>
-            <w:r>
-              <w:rPr>
-                <w:rFonts w:ascii="仿宋_GB2312" w:hAnsi="仿宋_GB2312" w:eastAsia="仿宋_GB2312"/>
-                <w:b w:val="0"/>
-                <w:sz w:val="22"/>
-              </w:rPr>
-              <w:t>5. 语音导览  双语播报  离线语音  积分兑换</w:t>
+              <w:t>1. 非遗导览  书院导览  博物馆导览</w:t>
+            </w:r>
+          </w:p>
+          <w:p>
+            <w:r>
+              <w:rPr>
+                <w:rFonts w:ascii="仿宋_GB2312" w:hAnsi="仿宋_GB2312" w:eastAsia="仿宋_GB2312"/>
+                <w:b w:val="0"/>
+                <w:sz w:val="22"/>
+              </w:rPr>
+              <w:t>2. 图像识别  实物识别  颜色纹理特征</w:t>
+            </w:r>
+          </w:p>
+          <w:p>
+            <w:r>
+              <w:rPr>
+                <w:rFonts w:ascii="仿宋_GB2312" w:hAnsi="仿宋_GB2312" w:eastAsia="仿宋_GB2312"/>
+                <w:b w:val="0"/>
+                <w:sz w:val="22"/>
+              </w:rPr>
+              <w:t>3. 人脸检测  人脸识别  现场注册</w:t>
+            </w:r>
+          </w:p>
+          <w:p>
+            <w:r>
+              <w:rPr>
+                <w:rFonts w:ascii="仿宋_GB2312" w:hAnsi="仿宋_GB2312" w:eastAsia="仿宋_GB2312"/>
+                <w:b w:val="0"/>
+                <w:sz w:val="22"/>
+              </w:rPr>
+              <w:t>4. 三维场景  虚拟导览  消息同步</w:t>
+            </w:r>
+          </w:p>
+          <w:p>
+            <w:r>
+              <w:rPr>
+                <w:rFonts w:ascii="仿宋_GB2312" w:hAnsi="仿宋_GB2312" w:eastAsia="仿宋_GB2312"/>
+                <w:b w:val="0"/>
+                <w:sz w:val="22"/>
+              </w:rPr>
+              <w:t>5. 双语语音  讲解时序  积分反馈</w:t>
             </w:r>
           </w:p>
           <w:p>
@@ -1083,27 +1083,27 @@
                 <w:b w:val="0"/>
                 <w:sz w:val="22"/>
               </w:rPr>
-              <w:t>1. （非遗 OR 博物馆 OR 书院 OR 文化馆） AND （导览 OR 讲解 OR 展示）</w:t>
-            </w:r>
-          </w:p>
-          <w:p>
-            <w:r>
-              <w:rPr>
-                <w:rFonts w:ascii="仿宋_GB2312" w:hAnsi="仿宋_GB2312" w:eastAsia="仿宋_GB2312"/>
-                <w:b w:val="0"/>
-                <w:sz w:val="22"/>
-              </w:rPr>
-              <w:t>2. （物体识别 OR 实物识别 OR 图像分类） AND （嵌入式 OR 边缘计算 OR 端侧）</w:t>
-            </w:r>
-          </w:p>
-          <w:p>
-            <w:r>
-              <w:rPr>
-                <w:rFonts w:ascii="仿宋_GB2312" w:hAnsi="仿宋_GB2312" w:eastAsia="仿宋_GB2312"/>
-                <w:b w:val="0"/>
-                <w:sz w:val="22"/>
-              </w:rPr>
-              <w:t>3. （人脸识别 OR 人脸注册） AND （博物馆 OR 展馆 OR 导览） AND （语音播报 OR 双语）</w:t>
+              <w:t>1. （非遗 OR 书院 OR 博物馆 OR 展馆） AND （导览 OR 讲解 OR 交互） AND （图像识别 OR 实物识别）</w:t>
+            </w:r>
+          </w:p>
+          <w:p>
+            <w:r>
+              <w:rPr>
+                <w:rFonts w:ascii="仿宋_GB2312" w:hAnsi="仿宋_GB2312" w:eastAsia="仿宋_GB2312"/>
+                <w:b w:val="0"/>
+                <w:sz w:val="22"/>
+              </w:rPr>
+              <w:t>2. （颜色特征 OR 纹理特征 OR 原型匹配） AND （嵌入式 OR 端侧 OR 视觉终端）</w:t>
+            </w:r>
+          </w:p>
+          <w:p>
+            <w:r>
+              <w:rPr>
+                <w:rFonts w:ascii="仿宋_GB2312" w:hAnsi="仿宋_GB2312" w:eastAsia="仿宋_GB2312"/>
+                <w:b w:val="0"/>
+                <w:sz w:val="22"/>
+              </w:rPr>
+              <w:t>3. （人脸识别 OR 人脸注册） AND （导览 OR 展馆） AND （语音 OR 双语 OR 讲解时序）</w:t>
             </w:r>
           </w:p>
         </w:tc>
@@ -1143,37 +1143,37 @@
                 <w:b/>
                 <w:sz w:val="22"/>
               </w:rPr>
-              <w:t>[题名] 基于深度学习的博物馆智能导览系统设计与实现</w:t>
-            </w:r>
-          </w:p>
-          <w:p>
-            <w:r>
-              <w:rPr>
-                <w:rFonts w:ascii="仿宋_GB2312" w:hAnsi="仿宋_GB2312" w:eastAsia="仿宋_GB2312"/>
-                <w:b w:val="0"/>
-                <w:sz w:val="22"/>
-              </w:rPr>
-              <w:t>[作者] 王磊，陈晓东，李娜</w:t>
-            </w:r>
-          </w:p>
-          <w:p>
-            <w:r>
-              <w:rPr>
-                <w:rFonts w:ascii="仿宋_GB2312" w:hAnsi="仿宋_GB2312" w:eastAsia="仿宋_GB2312"/>
-                <w:b w:val="0"/>
-                <w:sz w:val="22"/>
-              </w:rPr>
-              <w:t>[来源] 计算机应用与软件（中国知网收录）</w:t>
-            </w:r>
-          </w:p>
-          <w:p>
-            <w:r>
-              <w:rPr>
-                <w:rFonts w:ascii="仿宋_GB2312" w:hAnsi="仿宋_GB2312" w:eastAsia="仿宋_GB2312"/>
-                <w:b w:val="0"/>
-                <w:sz w:val="22"/>
-              </w:rPr>
-              <w:t>[摘要] 该文设计了一套博物馆智能导览系统，采用深度卷积网络对展品进行识别并推送图文介绍，前端以手机APP形式呈现。系统识别模型部署于云端服务器，终端需联网请求推理接口，地下展厅或网络拥塞时响应明显变慢；展品识别仅做单一图像分类，未针对参观者手持展品、角度倾斜与灯光变化设计防抖判定；人脸迎宾、三维场景联动、双语语音与积分激励等环节彼此割裂，未形成统一任务流闭环。</w:t>
+              <w:t>[题名] 新媒体技术在非物质文化遗产数字化展示中的创新应用</w:t>
+            </w:r>
+          </w:p>
+          <w:p>
+            <w:r>
+              <w:rPr>
+                <w:rFonts w:ascii="仿宋_GB2312" w:hAnsi="仿宋_GB2312" w:eastAsia="仿宋_GB2312"/>
+                <w:b w:val="0"/>
+                <w:sz w:val="22"/>
+              </w:rPr>
+              <w:t>[作者] 吕燕茹, 张利</w:t>
+            </w:r>
+          </w:p>
+          <w:p>
+            <w:r>
+              <w:rPr>
+                <w:rFonts w:ascii="仿宋_GB2312" w:hAnsi="仿宋_GB2312" w:eastAsia="仿宋_GB2312"/>
+                <w:b w:val="0"/>
+                <w:sz w:val="22"/>
+              </w:rPr>
+              <w:t>[来源] 包装工程, 2016</w:t>
+            </w:r>
+          </w:p>
+          <w:p>
+            <w:r>
+              <w:rPr>
+                <w:rFonts w:ascii="仿宋_GB2312" w:hAnsi="仿宋_GB2312" w:eastAsia="仿宋_GB2312"/>
+                <w:b w:val="0"/>
+                <w:sz w:val="22"/>
+              </w:rPr>
+              <w:t>[摘要] 该文梳理新媒体技术在非物质文化遗产数字化展示中的应用，讨论动画可视化、移动交互和虚拟展示等方式对传播效果的作用。其重点在展示形式和传播路径，未给出低算力视觉终端上的静态卡片识别与防抖判定，也未涉及讲解结束后出题、答错重试及设备与网页的语音仲裁。项目可借鉴其对展示媒介的分类，但不能据此说明多端导览闭环已经实现。</w:t>
             </w:r>
           </w:p>
           <w:p/>
@@ -1184,37 +1184,37 @@
                 <w:b/>
                 <w:sz w:val="22"/>
               </w:rPr>
-              <w:t>[题名] 一种基于图像识别的展馆导览装置</w:t>
-            </w:r>
-          </w:p>
-          <w:p>
-            <w:r>
-              <w:rPr>
-                <w:rFonts w:ascii="仿宋_GB2312" w:hAnsi="仿宋_GB2312" w:eastAsia="仿宋_GB2312"/>
-                <w:b w:val="0"/>
-                <w:sz w:val="22"/>
-              </w:rPr>
-              <w:t>[作者] 深圳某智能科技有限公司（发明专利 CN113806582A）</w:t>
-            </w:r>
-          </w:p>
-          <w:p>
-            <w:r>
-              <w:rPr>
-                <w:rFonts w:ascii="仿宋_GB2312" w:hAnsi="仿宋_GB2312" w:eastAsia="仿宋_GB2312"/>
-                <w:b w:val="0"/>
-                <w:sz w:val="22"/>
-              </w:rPr>
-              <w:t>[来源] 国家知识产权局中国专利公布公告系统</w:t>
-            </w:r>
-          </w:p>
-          <w:p>
-            <w:r>
-              <w:rPr>
-                <w:rFonts w:ascii="仿宋_GB2312" w:hAnsi="仿宋_GB2312" w:eastAsia="仿宋_GB2312"/>
-                <w:b w:val="0"/>
-                <w:sz w:val="22"/>
-              </w:rPr>
-              <w:t>[摘要] 该专利公开一种展馆导览装置，通过在展台设置固定摄像头采集展品图像，识别后由显示屏播放预存视频。其摄像头位置固定、只对展台内的特定展品有效，参观者手持实物靠近识别的方式并未涉及；识别结果仅触发视频播放，不具备识别后出题、答题判定与积分累计的互动设计；语音为固定预录音轨，未区分语言，也未解决多终端同时发声的问题。</w:t>
+              <w:t>[题名] 文化遗产数字化展示与互动技术研究与进展</w:t>
+            </w:r>
+          </w:p>
+          <w:p>
+            <w:r>
+              <w:rPr>
+                <w:rFonts w:ascii="仿宋_GB2312" w:hAnsi="仿宋_GB2312" w:eastAsia="仿宋_GB2312"/>
+                <w:b w:val="0"/>
+                <w:sz w:val="22"/>
+              </w:rPr>
+              <w:t>[作者] 潘志庚, 袁庆曙, 陈胜男, 张明敏</w:t>
+            </w:r>
+          </w:p>
+          <w:p>
+            <w:r>
+              <w:rPr>
+                <w:rFonts w:ascii="仿宋_GB2312" w:hAnsi="仿宋_GB2312" w:eastAsia="仿宋_GB2312"/>
+                <w:b w:val="0"/>
+                <w:sz w:val="22"/>
+              </w:rPr>
+              <w:t>[来源] 浙江大学学报(工学版), 2020</w:t>
+            </w:r>
+          </w:p>
+          <w:p>
+            <w:r>
+              <w:rPr>
+                <w:rFonts w:ascii="仿宋_GB2312" w:hAnsi="仿宋_GB2312" w:eastAsia="仿宋_GB2312"/>
+                <w:b w:val="0"/>
+                <w:sz w:val="22"/>
+              </w:rPr>
+              <w:t>[摘要] 该文综述文化遗产数字化展示与互动技术，涵盖虚拟现实、增强现实、漫游和交互展示等方向，指出多模态体验对文化传播具有价值。文章以技术进展和系统类型梳理为主，未面向K230一类端侧设备给出实时图像匹配参数，也未讨论五类打印参考卡的累计命中判据、讲解与答题的时序约束以及设备端和网页端的语音冲突处理。</w:t>
             </w:r>
           </w:p>
           <w:p/>
@@ -1225,37 +1225,37 @@
                 <w:b/>
                 <w:sz w:val="22"/>
               </w:rPr>
-              <w:t>[题名] 融合局部特征与深度学习的人脸识别在迎宾系统中的应用</w:t>
-            </w:r>
-          </w:p>
-          <w:p>
-            <w:r>
-              <w:rPr>
-                <w:rFonts w:ascii="仿宋_GB2312" w:hAnsi="仿宋_GB2312" w:eastAsia="仿宋_GB2312"/>
-                <w:b w:val="0"/>
-                <w:sz w:val="22"/>
-              </w:rPr>
-              <w:t>[作者] 刘洋，张慧敏</w:t>
-            </w:r>
-          </w:p>
-          <w:p>
-            <w:r>
-              <w:rPr>
-                <w:rFonts w:ascii="仿宋_GB2312" w:hAnsi="仿宋_GB2312" w:eastAsia="仿宋_GB2312"/>
-                <w:b w:val="0"/>
-                <w:sz w:val="22"/>
-              </w:rPr>
-              <w:t>[来源] 传感器与微系统（万方数据收录）</w:t>
-            </w:r>
-          </w:p>
-          <w:p>
-            <w:r>
-              <w:rPr>
-                <w:rFonts w:ascii="仿宋_GB2312" w:hAnsi="仿宋_GB2312" w:eastAsia="仿宋_GB2312"/>
-                <w:b w:val="0"/>
-                <w:sz w:val="22"/>
-              </w:rPr>
-              <w:t>[摘要] 该文研究将局部二值模式特征与轻量深度网络结合用于迎宾场景的人脸识别，取得较好准确率。但系统需要事先离线采集每个人多张照片并训练，现场无法临时登记；实验中同一人使用多张近似图片作为样本，样本间差异极小，特征区分度受限；未涉及识别结果与文化场馆导览流程、积分体系的数据打通。</w:t>
+              <w:t>[题名] 非物质文化遗产的数字化发展及关键技术应用</w:t>
+            </w:r>
+          </w:p>
+          <w:p>
+            <w:r>
+              <w:rPr>
+                <w:rFonts w:ascii="仿宋_GB2312" w:hAnsi="仿宋_GB2312" w:eastAsia="仿宋_GB2312"/>
+                <w:b w:val="0"/>
+                <w:sz w:val="22"/>
+              </w:rPr>
+              <w:t>[作者] 姚国章</w:t>
+            </w:r>
+          </w:p>
+          <w:p>
+            <w:r>
+              <w:rPr>
+                <w:rFonts w:ascii="仿宋_GB2312" w:hAnsi="仿宋_GB2312" w:eastAsia="仿宋_GB2312"/>
+                <w:b w:val="0"/>
+                <w:sz w:val="22"/>
+              </w:rPr>
+              <w:t>[来源] 常州大学学报(社会科学版), 2021</w:t>
+            </w:r>
+          </w:p>
+          <w:p>
+            <w:r>
+              <w:rPr>
+                <w:rFonts w:ascii="仿宋_GB2312" w:hAnsi="仿宋_GB2312" w:eastAsia="仿宋_GB2312"/>
+                <w:b w:val="0"/>
+                <w:sz w:val="22"/>
+              </w:rPr>
+              <w:t>[摘要] 该文从采集、存储、传输、处理、分析和应用等环节讨论非遗数字化的关键技术，强调数字化对展示、传承和传播的支撑作用。其讨论集中在技术框架与宏观路径，未给出具体装置的多端消息状态机，也未涉及人脸现场学习、静态图像原型比对和识别完成后的答题反馈。该文的局限恰说明本项目需要在具体展台条件下补齐可运行、可复现的工程设计。</w:t>
             </w:r>
           </w:p>
           <w:p/>
@@ -1266,37 +1266,37 @@
                 <w:b/>
                 <w:sz w:val="22"/>
               </w:rPr>
-              <w:t>[题名] 一种带有多媒体讲解的智能展柜</w:t>
-            </w:r>
-          </w:p>
-          <w:p>
-            <w:r>
-              <w:rPr>
-                <w:rFonts w:ascii="仿宋_GB2312" w:hAnsi="仿宋_GB2312" w:eastAsia="仿宋_GB2312"/>
-                <w:b w:val="0"/>
-                <w:sz w:val="22"/>
-              </w:rPr>
-              <w:t>[作者] 江苏某文化科技有限公司（实用新型专利 CN215089231U）</w:t>
-            </w:r>
-          </w:p>
-          <w:p>
-            <w:r>
-              <w:rPr>
-                <w:rFonts w:ascii="仿宋_GB2312" w:hAnsi="仿宋_GB2312" w:eastAsia="仿宋_GB2312"/>
-                <w:b w:val="0"/>
-                <w:sz w:val="22"/>
-              </w:rPr>
-              <w:t>[来源] 国家知识产权局中国专利公布公告系统</w:t>
-            </w:r>
-          </w:p>
-          <w:p>
-            <w:r>
-              <w:rPr>
-                <w:rFonts w:ascii="仿宋_GB2312" w:hAnsi="仿宋_GB2312" w:eastAsia="仿宋_GB2312"/>
-                <w:b w:val="0"/>
-                <w:sz w:val="22"/>
-              </w:rPr>
-              <w:t>[摘要] 该实用新型提供一种带多媒体讲解的智能展柜，通过红外感应或按键触发播放讲解音频，具备照明与锁控功能。其触发方式为简单的接近感应，无法判断参观者面前的具体是哪一件展品；讲解内容固定，不支持识别后的个性化提问与答题；语音只有单语种，装置离线独立运行，与三维可视化展示之间没有任何联动。</w:t>
+              <w:t>[题名] 人工智能在文化遗产保护传承中的价值研究</w:t>
+            </w:r>
+          </w:p>
+          <w:p>
+            <w:r>
+              <w:rPr>
+                <w:rFonts w:ascii="仿宋_GB2312" w:hAnsi="仿宋_GB2312" w:eastAsia="仿宋_GB2312"/>
+                <w:b w:val="0"/>
+                <w:sz w:val="22"/>
+              </w:rPr>
+              <w:t>[作者] 沈贵华, 祝孔强</w:t>
+            </w:r>
+          </w:p>
+          <w:p>
+            <w:r>
+              <w:rPr>
+                <w:rFonts w:ascii="仿宋_GB2312" w:hAnsi="仿宋_GB2312" w:eastAsia="仿宋_GB2312"/>
+                <w:b w:val="0"/>
+                <w:sz w:val="22"/>
+              </w:rPr>
+              <w:t>[来源] 博物院, 2023</w:t>
+            </w:r>
+          </w:p>
+          <w:p>
+            <w:r>
+              <w:rPr>
+                <w:rFonts w:ascii="仿宋_GB2312" w:hAnsi="仿宋_GB2312" w:eastAsia="仿宋_GB2312"/>
+                <w:b w:val="0"/>
+                <w:sz w:val="22"/>
+              </w:rPr>
+              <w:t>[摘要] 该文讨论人工智能在文化遗产保护、展示和传播中的价值，关注智能技术在文化场景的应用前景。文章属于价值与路径层面的研究，没有公开K230端侧识别参数、五类打印卡测试集或讲解后出题的交互流程，也没有对人脸数据、积分账本和设备资源释放给出工程级方案。其观点可用于论证项目意义，但不能作为本项目技术特征已公开的依据。</w:t>
             </w:r>
           </w:p>
           <w:p/>
@@ -1307,37 +1307,37 @@
                 <w:b/>
                 <w:sz w:val="22"/>
               </w:rPr>
-              <w:t>[题名] 文化遗产数字化展示中的多模态交互技术研究</w:t>
-            </w:r>
-          </w:p>
-          <w:p>
-            <w:r>
-              <w:rPr>
-                <w:rFonts w:ascii="仿宋_GB2312" w:hAnsi="仿宋_GB2312" w:eastAsia="仿宋_GB2312"/>
-                <w:b w:val="0"/>
-                <w:sz w:val="22"/>
-              </w:rPr>
-              <w:t>[作者] 赵敏，孙立</w:t>
-            </w:r>
-          </w:p>
-          <w:p>
-            <w:r>
-              <w:rPr>
-                <w:rFonts w:ascii="仿宋_GB2312" w:hAnsi="仿宋_GB2312" w:eastAsia="仿宋_GB2312"/>
-                <w:b w:val="0"/>
-                <w:sz w:val="22"/>
-              </w:rPr>
-              <w:t>[来源] 包装工程（维普网收录）</w:t>
-            </w:r>
-          </w:p>
-          <w:p>
-            <w:r>
-              <w:rPr>
-                <w:rFonts w:ascii="仿宋_GB2312" w:hAnsi="仿宋_GB2312" w:eastAsia="仿宋_GB2312"/>
-                <w:b w:val="0"/>
-                <w:sz w:val="22"/>
-              </w:rPr>
-              <w:t>[摘要] 该文综述了文化遗产数字化展示中的触控、体感与语音等多模态交互方式，指出多通道融合能提升观展体验。文章侧重交互形式的概念梳理与用户问卷，未给出可在低成本硬件上落地的端侧识别与防误判实现；对双语语音的资源组织、多终端同时播放的冲突问题未作讨论；亦未涉及将导览、识物、答题与激励串联为闭环的具体机制。</w:t>
+              <w:t>[题名] 科技馆的智能导览终端设计</w:t>
+            </w:r>
+          </w:p>
+          <w:p>
+            <w:r>
+              <w:rPr>
+                <w:rFonts w:ascii="仿宋_GB2312" w:hAnsi="仿宋_GB2312" w:eastAsia="仿宋_GB2312"/>
+                <w:b w:val="0"/>
+                <w:sz w:val="22"/>
+              </w:rPr>
+              <w:t>[作者] 张文山</w:t>
+            </w:r>
+          </w:p>
+          <w:p>
+            <w:r>
+              <w:rPr>
+                <w:rFonts w:ascii="仿宋_GB2312" w:hAnsi="仿宋_GB2312" w:eastAsia="仿宋_GB2312"/>
+                <w:b w:val="0"/>
+                <w:sz w:val="22"/>
+              </w:rPr>
+              <w:t>[来源] 科技与企业, 2015</w:t>
+            </w:r>
+          </w:p>
+          <w:p>
+            <w:r>
+              <w:rPr>
+                <w:rFonts w:ascii="仿宋_GB2312" w:hAnsi="仿宋_GB2312" w:eastAsia="仿宋_GB2312"/>
+                <w:b w:val="0"/>
+                <w:sz w:val="22"/>
+              </w:rPr>
+              <w:t>[摘要] 该文讨论科技馆智能导览终端的设计思路，关注导览设备的信息呈现和观众使用方式。其公开内容未涉及基于颜色与纹理原型的五类卡片匹配、2.5秒时间窗累计命中、KPU与LBPH组合的人脸现场学习，也未涉及三端消息协同与答题时序控制。该文献可作为早期导览终端的背景材料，但其功能边界与本项目的多模态闭环存在明显差异。</w:t>
             </w:r>
           </w:p>
         </w:tc>
@@ -1366,57 +1366,57 @@
                 <w:b w:val="0"/>
                 <w:sz w:val="22"/>
               </w:rPr>
-              <w:t>经对检索出的相关文献进行分析、对比，结论如下：检索到的文献中，部分涉及博物馆与展馆的智能导览、展品图像识别、人脸迎宾以及文化遗产多模态交互，但这些方案在端侧算力部署、实物识别防抖判定、现场人脸即时学习、双端状态同步与语音冲突仲裁、以及导览激励闭环等方面与本项目存在显著本质区别。具体文献对比如下：</w:t>
-            </w:r>
-          </w:p>
-          <w:p>
-            <w:r>
-              <w:rPr>
-                <w:rFonts w:ascii="仿宋_GB2312" w:hAnsi="仿宋_GB2312" w:eastAsia="仿宋_GB2312"/>
-                <w:b w:val="0"/>
-                <w:sz w:val="22"/>
-              </w:rPr>
-              <w:t>文献 1：《基于深度学习的博物馆智能导览系统设计与实现》</w:t>
-            </w:r>
-          </w:p>
-          <w:p>
-            <w:r>
-              <w:rPr>
-                <w:rFonts w:ascii="仿宋_GB2312" w:hAnsi="仿宋_GB2312" w:eastAsia="仿宋_GB2312"/>
-                <w:b w:val="0"/>
-                <w:sz w:val="22"/>
-              </w:rPr>
-              <w:t>文献 2：《一种基于图像识别的展馆导览装置》</w:t>
-            </w:r>
-          </w:p>
-          <w:p>
-            <w:r>
-              <w:rPr>
-                <w:rFonts w:ascii="仿宋_GB2312" w:hAnsi="仿宋_GB2312" w:eastAsia="仿宋_GB2312"/>
-                <w:b w:val="0"/>
-                <w:sz w:val="22"/>
-              </w:rPr>
-              <w:t>文献 3：《融合局部特征与深度学习的人脸识别在迎宾系统中的应用》</w:t>
-            </w:r>
-          </w:p>
-          <w:p>
-            <w:r>
-              <w:rPr>
-                <w:rFonts w:ascii="仿宋_GB2312" w:hAnsi="仿宋_GB2312" w:eastAsia="仿宋_GB2312"/>
-                <w:b w:val="0"/>
-                <w:sz w:val="22"/>
-              </w:rPr>
-              <w:t>文献 4：《一种带有多媒体讲解的智能展柜》</w:t>
-            </w:r>
-          </w:p>
-          <w:p>
-            <w:r>
-              <w:rPr>
-                <w:rFonts w:ascii="仿宋_GB2312" w:hAnsi="仿宋_GB2312" w:eastAsia="仿宋_GB2312"/>
-                <w:b w:val="0"/>
-                <w:sz w:val="22"/>
-              </w:rPr>
-              <w:t>文献 5：《文化遗产数字化展示中的多模态交互技术研究》</w:t>
+              <w:t>经对检索出的相关文献进行分析、对比，结论如下：检索到的文献主要集中在非遗数字化展示、文化遗产互动技术和智能导览终端设计等方向，能够说明文化场景对数字化交互有需求，但在端侧视觉识别参数、现场人脸学习、讲解与答题时序、三端消息协同和五类打印参考卡闭环等方面，未检出与本项目技术组合相同的公开报道。具体对比如下：</w:t>
+            </w:r>
+          </w:p>
+          <w:p>
+            <w:r>
+              <w:rPr>
+                <w:rFonts w:ascii="仿宋_GB2312" w:hAnsi="仿宋_GB2312" w:eastAsia="仿宋_GB2312"/>
+                <w:b w:val="0"/>
+                <w:sz w:val="22"/>
+              </w:rPr>
+              <w:t>文献 1：《新媒体技术在非物质文化遗产数字化展示中的创新应用》</w:t>
+            </w:r>
+          </w:p>
+          <w:p>
+            <w:r>
+              <w:rPr>
+                <w:rFonts w:ascii="仿宋_GB2312" w:hAnsi="仿宋_GB2312" w:eastAsia="仿宋_GB2312"/>
+                <w:b w:val="0"/>
+                <w:sz w:val="22"/>
+              </w:rPr>
+              <w:t>文献 2：《文化遗产数字化展示与互动技术研究与进展》</w:t>
+            </w:r>
+          </w:p>
+          <w:p>
+            <w:r>
+              <w:rPr>
+                <w:rFonts w:ascii="仿宋_GB2312" w:hAnsi="仿宋_GB2312" w:eastAsia="仿宋_GB2312"/>
+                <w:b w:val="0"/>
+                <w:sz w:val="22"/>
+              </w:rPr>
+              <w:t>文献 3：《非物质文化遗产的数字化发展及关键技术应用》</w:t>
+            </w:r>
+          </w:p>
+          <w:p>
+            <w:r>
+              <w:rPr>
+                <w:rFonts w:ascii="仿宋_GB2312" w:hAnsi="仿宋_GB2312" w:eastAsia="仿宋_GB2312"/>
+                <w:b w:val="0"/>
+                <w:sz w:val="22"/>
+              </w:rPr>
+              <w:t>文献 4：《人工智能在文化遗产保护传承中的价值研究》</w:t>
+            </w:r>
+          </w:p>
+          <w:p>
+            <w:r>
+              <w:rPr>
+                <w:rFonts w:ascii="仿宋_GB2312" w:hAnsi="仿宋_GB2312" w:eastAsia="仿宋_GB2312"/>
+                <w:b w:val="0"/>
+                <w:sz w:val="22"/>
+              </w:rPr>
+              <w:t>文献 5：《科技馆的智能导览终端设计》</w:t>
             </w:r>
           </w:p>
           <w:p>
@@ -1436,7 +1436,7 @@
                 <w:b w:val="0"/>
                 <w:sz w:val="22"/>
               </w:rPr>
-              <w:t>1. 相关文献检索情况：检索到的文献大多聚焦于云端推理的展品识别推送、固定展台的视频播放触发，或红外感应的单向讲解播报；部分方案虽涉及人脸识别，但需要事先离线采集与训练；对多终端同时发声的冲突、双语语音资源的组织、以及识别结果与导览任务流的数据打通，普遍缺乏设计。整体呈现单模态、单环节、依赖联网或依赖预采样的特征。</w:t>
+              <w:t>1. 相关文献检索情况：检索结果以展示方式、技术综述和导览终端设计为主，部分文献讨论虚拟展示、移动交互或人工智能应用前景，但普遍没有给出可在低成本端侧设备上运行的五类静态图像匹配方案，也未处理讲解未结束就答题、答错后无法重试、设备与网页同时发声等交互问题。整体呈现“展示形式研究较多、端侧闭环实现较少”的特点。</w:t>
             </w:r>
           </w:p>
           <w:p>
@@ -1456,47 +1456,47 @@
                 <w:b w:val="0"/>
                 <w:sz w:val="22"/>
               </w:rPr>
-              <w:t>（1）端侧一体化视觉架构：已有系统多将识别部署于云端或上位机（如文献1），依赖网络与较高算力；或仅在固定展台设置单一摄像头（如文献2）。本项目以K230单片视觉终端完成人脸识别与非遗古物识别两类任务，并统一管理摄像头生命周期，以退避重试替代频繁开关，在单路摄像头上实现多点位稳定复用（对应查新点1）；</w:t>
-            </w:r>
-          </w:p>
-          <w:p>
-            <w:r>
-              <w:rPr>
-                <w:rFonts w:ascii="仿宋_GB2312" w:hAnsi="仿宋_GB2312" w:eastAsia="仿宋_GB2312"/>
-                <w:b w:val="0"/>
-                <w:sz w:val="22"/>
-              </w:rPr>
-              <w:t>（2）实物识别防抖判定：现有方案普遍采用单帧分类或接近感应触发（如文献2、文献4），参观者手持实物时的手抖、角度偏移与灯光变化极易造成漏检与误报。本项目将特征原型比对结果置于2.5秒滑动时间窗内累计，命中2次即判定认准，并叠加颜色比例门限二次校验，实测三件古物模拟手持拍摄各6次全部命中而无关物品正确拒识（对应查新点2）；</w:t>
-            </w:r>
-          </w:p>
-          <w:p>
-            <w:r>
-              <w:rPr>
-                <w:rFonts w:ascii="仿宋_GB2312" w:hAnsi="仿宋_GB2312" w:eastAsia="仿宋_GB2312"/>
-                <w:b w:val="0"/>
-                <w:sz w:val="22"/>
-              </w:rPr>
-              <w:t>（3）现场人脸即时学习：文献3等方案需事先离线采集多张照片并训练，现场无法临时登记，且样本间差异小导致特征区分度不足。本项目不依赖预采样，参观者触发学习后连续采集约15帧并即时重建特征库，配合身份绑定与积分档案，实现来访即登记（对应查新点3）；</w:t>
-            </w:r>
-          </w:p>
-          <w:p>
-            <w:r>
-              <w:rPr>
-                <w:rFonts w:ascii="仿宋_GB2312" w:hAnsi="仿宋_GB2312" w:eastAsia="仿宋_GB2312"/>
-                <w:b w:val="0"/>
-                <w:sz w:val="22"/>
-              </w:rPr>
-              <w:t>（4）双端同步与语音冲突仲裁：文献1、文献4、文献5均未处理多终端同时发声问题，亦未涉及双语资源组织。本项目通过局域网消息总线同步双端状态，并以"相机发声、网页静音只显字幕"的仲裁规则消除叠音；语音全部离线预生成，普通话与粤语各一套，且在合成实验中确认通用TTS会将粤语文本按普通话读，故粤语坚持真粤语音色（对应查新点4）；</w:t>
-            </w:r>
-          </w:p>
-          <w:p>
-            <w:r>
-              <w:rPr>
-                <w:rFonts w:ascii="仿宋_GB2312" w:hAnsi="仿宋_GB2312" w:eastAsia="仿宋_GB2312"/>
-                <w:b w:val="0"/>
-                <w:sz w:val="22"/>
-              </w:rPr>
-              <w:t>（5）导览激励闭环：文献1、文献2、文献4的讲解与激励环节彼此割裂，答对答错无差异化反馈，也无达标自动触发兑换的设计。本项目将五关导览与三件非遗古物识别答题串联为单线任务流，按环节累计积分，三件古物全部复原识别通过后自动触发非遗小礼品兑换，形成完整教育闭环（对应查新点5）。</w:t>
+              <w:t>（1）三端协同架构：现有文献多讨论单一展示系统或终端，未把K230视觉终端、行空板K10语音控制与网页三维场景作为同一任务流中的三个角色。本项目以消息主题同步关卡、识别和字幕状态，设备保留本地触摸与播报，网页负责场景与展示，对应查新点1；</w:t>
+            </w:r>
+          </w:p>
+          <w:p>
+            <w:r>
+              <w:rPr>
+                <w:rFonts w:ascii="仿宋_GB2312" w:hAnsi="仿宋_GB2312" w:eastAsia="仿宋_GB2312"/>
+                <w:b w:val="0"/>
+                <w:sz w:val="22"/>
+              </w:rPr>
+              <w:t>（2）静态图像防抖判据：现有展示研究未公开针对手持打印参考卡的累计命中参数。本项目采用颜色与纹理原型比对，0.28秒最短识别间隔、2.5秒窗口命中2次确认，并以纹理下限、相似度阈值、类间差和绝对下限联合拒识，对应查新点2；</w:t>
+            </w:r>
+          </w:p>
+          <w:p>
+            <w:r>
+              <w:rPr>
+                <w:rFonts w:ascii="仿宋_GB2312" w:hAnsi="仿宋_GB2312" w:eastAsia="仿宋_GB2312"/>
+                <w:b w:val="0"/>
+                <w:sz w:val="22"/>
+              </w:rPr>
+              <w:t>（3）现场人脸学习：文献中的人脸相关内容未涉及KPU检测与LBPH现场建库的组合。本项目最多采集15帧即重建本地人脸库并绑定访客，所有页面复用单一摄像头入口，退出时统一释放并检测遗留进程，对应查新点3；</w:t>
+            </w:r>
+          </w:p>
+          <w:p>
+            <w:r>
+              <w:rPr>
+                <w:rFonts w:ascii="仿宋_GB2312" w:hAnsi="仿宋_GB2312" w:eastAsia="仿宋_GB2312"/>
+                <w:b w:val="0"/>
+                <w:sz w:val="22"/>
+              </w:rPr>
+              <w:t>（4）讲解与答题时序：现有导览终端多把讲解与题目作为并列按钮。本项目把题卡发布绑定到讲解阶段结束，题卡不携带答案，答错重新开放选项，答对才记录完成；同时以设备发声、网页字幕的事件标记减少叠音，对应查新点4；</w:t>
+            </w:r>
+          </w:p>
+          <w:p>
+            <w:r>
+              <w:rPr>
+                <w:rFonts w:ascii="仿宋_GB2312" w:hAnsi="仿宋_GB2312" w:eastAsia="仿宋_GB2312"/>
+                <w:b w:val="0"/>
+                <w:sz w:val="22"/>
+              </w:rPr>
+              <w:t>（5）任务闭环：现有文献分别讨论展示、识别或终端，未将五关空间讲解、五类打印参考卡识别答题、完成记录和积分兑换展示串联为同一装置流程。本项目以统一内容表管理五关与五类候选展项，并保留文化出处待核状态，对应查新点5。</w:t>
             </w:r>
           </w:p>
           <w:p>
@@ -1506,7 +1506,7 @@
                 <w:b/>
                 <w:sz w:val="22"/>
               </w:rPr>
-              <w:t>3. 新颖性判断：本项目将多项创新特征高度整合为一套完整装置。在检索范围内，未见与本项目在功能组合、硬件架构、运行模式完全相同的公开文献报道，本项目具备新颖性。</w:t>
+              <w:t>3. 新颖性判断：在本次检索范围内，未检出与本项目在K230端侧视觉识别、K10语音控制、网页三维展示、打印参考卡防抖判定、现场人脸学习及讲解后答题时序方面组合完全相同的公开文献或专利报道，本项目具备新颖性。需要说明的是，本报告的新颖性判断仅针对本次检索范围和所列查新点；候选展项的文化名称、地域关系、项目级别和实物来源不属于技术查新结论，仍应按项目资料另行核验。</w:t>
             </w:r>
           </w:p>
           <w:p/>
@@ -1531,7 +1531,7 @@
                 <w:b w:val="0"/>
                 <w:sz w:val="22"/>
               </w:rPr>
-              <w:t xml:space="preserve">日期：2026年10月22日      </w:t>
+              <w:t xml:space="preserve">日期：2026年10月25日      </w:t>
             </w:r>
           </w:p>
         </w:tc>
@@ -1607,7 +1607,7 @@
                 <w:b w:val="0"/>
                 <w:sz w:val="22"/>
               </w:rPr>
-              <w:t xml:space="preserve">日期：2026年10月22日      </w:t>
+              <w:t xml:space="preserve">日期：2026年10月25日      </w:t>
             </w:r>
           </w:p>
         </w:tc>
@@ -1644,6 +1644,7 @@
               <w:tblStyle w:val="14"/>
               <w:tblW w:type="auto" w:w="0"/>
               <w:jc w:val="center"/>
+              <w:tblLayout w:type="fixed"/>
               <w:tblLook w:firstColumn="1" w:firstRow="1" w:lastColumn="0" w:lastRow="0" w:noHBand="0" w:noVBand="1" w:val="04A0"/>
             </w:tblPr>
             <w:tblGrid>
@@ -1657,6 +1658,66 @@
             <w:tr>
               <w:tc>
                 <w:tcPr>
+                  <w:tcW w:type="dxa" w:w="624"/>
+                  <w:shd w:fill="DCE6F1" w:val="clear"/>
+                </w:tcPr>
+                <w:p>
+                  <w:pPr>
+                    <w:jc w:val="center"/>
+                  </w:pPr>
+                  <w:r/>
+                  <w:r>
+                    <w:rPr>
+                      <w:rFonts w:ascii="黑体" w:hAnsi="黑体" w:eastAsia="黑体"/>
+                      <w:b/>
+                      <w:sz w:val="21"/>
+                    </w:rPr>
+                    <w:t>序号</w:t>
+                  </w:r>
+                </w:p>
+              </w:tc>
+              <w:tc>
+                <w:tcPr>
+                  <w:tcW w:type="dxa" w:w="2438"/>
+                  <w:shd w:fill="DCE6F1" w:val="clear"/>
+                </w:tcPr>
+                <w:p>
+                  <w:pPr>
+                    <w:jc w:val="center"/>
+                  </w:pPr>
+                  <w:r/>
+                  <w:r>
+                    <w:rPr>
+                      <w:rFonts w:ascii="黑体" w:hAnsi="黑体" w:eastAsia="黑体"/>
+                      <w:b/>
+                      <w:sz w:val="21"/>
+                    </w:rPr>
+                    <w:t>名称</w:t>
+                  </w:r>
+                </w:p>
+              </w:tc>
+              <w:tc>
+                <w:tcPr>
+                  <w:tcW w:type="dxa" w:w="2948"/>
+                  <w:shd w:fill="DCE6F1" w:val="clear"/>
+                </w:tcPr>
+                <w:p>
+                  <w:pPr>
+                    <w:jc w:val="center"/>
+                  </w:pPr>
+                  <w:r/>
+                  <w:r>
+                    <w:rPr>
+                      <w:rFonts w:ascii="黑体" w:hAnsi="黑体" w:eastAsia="黑体"/>
+                      <w:b/>
+                      <w:sz w:val="21"/>
+                    </w:rPr>
+                    <w:t>功能</w:t>
+                  </w:r>
+                </w:p>
+              </w:tc>
+              <w:tc>
+                <w:tcPr>
                   <w:tcW w:type="dxa" w:w="680"/>
                   <w:shd w:fill="DCE6F1" w:val="clear"/>
                 </w:tcPr>
@@ -1671,13 +1732,13 @@
                       <w:b/>
                       <w:sz w:val="21"/>
                     </w:rPr>
-                    <w:t>序号</w:t>
-                  </w:r>
-                </w:p>
-              </w:tc>
-              <w:tc>
-                <w:tcPr>
-                  <w:tcW w:type="dxa" w:w="1814"/>
+                    <w:t>数量</w:t>
+                  </w:r>
+                </w:p>
+              </w:tc>
+              <w:tc>
+                <w:tcPr>
+                  <w:tcW w:type="dxa" w:w="680"/>
                   <w:shd w:fill="DCE6F1" w:val="clear"/>
                 </w:tcPr>
                 <w:p>
@@ -1691,13 +1752,13 @@
                       <w:b/>
                       <w:sz w:val="21"/>
                     </w:rPr>
-                    <w:t>名称</w:t>
-                  </w:r>
-                </w:p>
-              </w:tc>
-              <w:tc>
-                <w:tcPr>
-                  <w:tcW w:type="dxa" w:w="3175"/>
+                    <w:t>单位</w:t>
+                  </w:r>
+                </w:p>
+              </w:tc>
+              <w:tc>
+                <w:tcPr>
+                  <w:tcW w:type="dxa" w:w="2268"/>
                   <w:shd w:fill="DCE6F1" w:val="clear"/>
                 </w:tcPr>
                 <w:p>
@@ -1711,66 +1772,6 @@
                       <w:b/>
                       <w:sz w:val="21"/>
                     </w:rPr>
-                    <w:t>功能</w:t>
-                  </w:r>
-                </w:p>
-              </w:tc>
-              <w:tc>
-                <w:tcPr>
-                  <w:tcW w:type="dxa" w:w="794"/>
-                  <w:shd w:fill="DCE6F1" w:val="clear"/>
-                </w:tcPr>
-                <w:p>
-                  <w:pPr>
-                    <w:jc w:val="center"/>
-                  </w:pPr>
-                  <w:r/>
-                  <w:r>
-                    <w:rPr>
-                      <w:rFonts w:ascii="黑体" w:hAnsi="黑体" w:eastAsia="黑体"/>
-                      <w:b/>
-                      <w:sz w:val="21"/>
-                    </w:rPr>
-                    <w:t>数量</w:t>
-                  </w:r>
-                </w:p>
-              </w:tc>
-              <w:tc>
-                <w:tcPr>
-                  <w:tcW w:type="dxa" w:w="794"/>
-                  <w:shd w:fill="DCE6F1" w:val="clear"/>
-                </w:tcPr>
-                <w:p>
-                  <w:pPr>
-                    <w:jc w:val="center"/>
-                  </w:pPr>
-                  <w:r/>
-                  <w:r>
-                    <w:rPr>
-                      <w:rFonts w:ascii="黑体" w:hAnsi="黑体" w:eastAsia="黑体"/>
-                      <w:b/>
-                      <w:sz w:val="21"/>
-                    </w:rPr>
-                    <w:t>单位</w:t>
-                  </w:r>
-                </w:p>
-              </w:tc>
-              <w:tc>
-                <w:tcPr>
-                  <w:tcW w:type="dxa" w:w="1247"/>
-                  <w:shd w:fill="DCE6F1" w:val="clear"/>
-                </w:tcPr>
-                <w:p>
-                  <w:pPr>
-                    <w:jc w:val="center"/>
-                  </w:pPr>
-                  <w:r/>
-                  <w:r>
-                    <w:rPr>
-                      <w:rFonts w:ascii="黑体" w:hAnsi="黑体" w:eastAsia="黑体"/>
-                      <w:b/>
-                      <w:sz w:val="21"/>
-                    </w:rPr>
                     <w:t>备注</w:t>
                   </w:r>
                 </w:p>
@@ -1779,7 +1780,7 @@
             <w:tr>
               <w:tc>
                 <w:tcPr>
-                  <w:tcW w:type="dxa" w:w="680"/>
+                  <w:tcW w:type="dxa" w:w="624"/>
                 </w:tcPr>
                 <w:p>
                   <w:pPr>
@@ -1798,7 +1799,7 @@
               </w:tc>
               <w:tc>
                 <w:tcPr>
-                  <w:tcW w:type="dxa" w:w="1814"/>
+                  <w:tcW w:type="dxa" w:w="2438"/>
                 </w:tcPr>
                 <w:p>
                   <w:pPr>
@@ -1817,7 +1818,7 @@
               </w:tc>
               <w:tc>
                 <w:tcPr>
-                  <w:tcW w:type="dxa" w:w="3175"/>
+                  <w:tcW w:type="dxa" w:w="2948"/>
                 </w:tcPr>
                 <w:p>
                   <w:pPr>
@@ -1830,13 +1831,13 @@
                       <w:b w:val="0"/>
                       <w:sz w:val="21"/>
                     </w:rPr>
-                    <w:t>人脸检测与识别、非遗古物识别、触摸交互、语音播放</w:t>
-                  </w:r>
-                </w:p>
-              </w:tc>
-              <w:tc>
-                <w:tcPr>
-                  <w:tcW w:type="dxa" w:w="794"/>
+                    <w:t>图像采集、人脸检测与识别、五类参考卡匹配、触摸交互与本地播报</w:t>
+                  </w:r>
+                </w:p>
+              </w:tc>
+              <w:tc>
+                <w:tcPr>
+                  <w:tcW w:type="dxa" w:w="680"/>
                 </w:tcPr>
                 <w:p>
                   <w:pPr>
@@ -1855,7 +1856,7 @@
               </w:tc>
               <w:tc>
                 <w:tcPr>
-                  <w:tcW w:type="dxa" w:w="794"/>
+                  <w:tcW w:type="dxa" w:w="680"/>
                 </w:tcPr>
                 <w:p>
                   <w:pPr>
@@ -1874,7 +1875,7 @@
               </w:tc>
               <w:tc>
                 <w:tcPr>
-                  <w:tcW w:type="dxa" w:w="1247"/>
+                  <w:tcW w:type="dxa" w:w="2268"/>
                 </w:tcPr>
                 <w:p>
                   <w:pPr>
@@ -1895,7 +1896,7 @@
             <w:tr>
               <w:tc>
                 <w:tcPr>
-                  <w:tcW w:type="dxa" w:w="680"/>
+                  <w:tcW w:type="dxa" w:w="624"/>
                 </w:tcPr>
                 <w:p>
                   <w:pPr>
@@ -1914,7 +1915,7 @@
               </w:tc>
               <w:tc>
                 <w:tcPr>
-                  <w:tcW w:type="dxa" w:w="1814"/>
+                  <w:tcW w:type="dxa" w:w="2438"/>
                 </w:tcPr>
                 <w:p>
                   <w:pPr>
@@ -1927,13 +1928,13 @@
                       <w:b w:val="0"/>
                       <w:sz w:val="21"/>
                     </w:rPr>
-                    <w:t>微型计算机</w:t>
-                  </w:r>
-                </w:p>
-              </w:tc>
-              <w:tc>
-                <w:tcPr>
-                  <w:tcW w:type="dxa" w:w="3175"/>
+                    <w:t>行空板 K10</w:t>
+                  </w:r>
+                </w:p>
+              </w:tc>
+              <w:tc>
+                <w:tcPr>
+                  <w:tcW w:type="dxa" w:w="2948"/>
                 </w:tcPr>
                 <w:p>
                   <w:pPr>
@@ -1946,13 +1947,13 @@
                       <w:b w:val="0"/>
                       <w:sz w:val="21"/>
                     </w:rPr>
-                    <w:t>运行三维场景网页、接收消息、播放讲解</w:t>
-                  </w:r>
-                </w:p>
-              </w:tc>
-              <w:tc>
-                <w:tcPr>
-                  <w:tcW w:type="dxa" w:w="794"/>
+                    <w:t>离线关键词识别、关卡与语言控制、状态显示</w:t>
+                  </w:r>
+                </w:p>
+              </w:tc>
+              <w:tc>
+                <w:tcPr>
+                  <w:tcW w:type="dxa" w:w="680"/>
                 </w:tcPr>
                 <w:p>
                   <w:pPr>
@@ -1971,7 +1972,7 @@
               </w:tc>
               <w:tc>
                 <w:tcPr>
-                  <w:tcW w:type="dxa" w:w="794"/>
+                  <w:tcW w:type="dxa" w:w="680"/>
                 </w:tcPr>
                 <w:p>
                   <w:pPr>
@@ -1984,13 +1985,13 @@
                       <w:b w:val="0"/>
                       <w:sz w:val="21"/>
                     </w:rPr>
-                    <w:t>台</w:t>
-                  </w:r>
-                </w:p>
-              </w:tc>
-              <w:tc>
-                <w:tcPr>
-                  <w:tcW w:type="dxa" w:w="1247"/>
+                    <w:t>块</w:t>
+                  </w:r>
+                </w:p>
+              </w:tc>
+              <w:tc>
+                <w:tcPr>
+                  <w:tcW w:type="dxa" w:w="2268"/>
                 </w:tcPr>
                 <w:p>
                   <w:pPr>
@@ -2003,7 +2004,7 @@
                       <w:b w:val="0"/>
                       <w:sz w:val="21"/>
                     </w:rPr>
-                    <w:t>可用普通笔记本</w:t>
+                    <w:t>语音命令与按键</w:t>
                   </w:r>
                 </w:p>
               </w:tc>
@@ -2011,7 +2012,7 @@
             <w:tr>
               <w:tc>
                 <w:tcPr>
-                  <w:tcW w:type="dxa" w:w="680"/>
+                  <w:tcW w:type="dxa" w:w="624"/>
                 </w:tcPr>
                 <w:p>
                   <w:pPr>
@@ -2030,7 +2031,7 @@
               </w:tc>
               <w:tc>
                 <w:tcPr>
-                  <w:tcW w:type="dxa" w:w="1814"/>
+                  <w:tcW w:type="dxa" w:w="2438"/>
                 </w:tcPr>
                 <w:p>
                   <w:pPr>
@@ -2043,13 +2044,13 @@
                       <w:b w:val="0"/>
                       <w:sz w:val="21"/>
                     </w:rPr>
-                    <w:t>无线路由器</w:t>
-                  </w:r>
-                </w:p>
-              </w:tc>
-              <w:tc>
-                <w:tcPr>
-                  <w:tcW w:type="dxa" w:w="3175"/>
+                    <w:t>微型计算机</w:t>
+                  </w:r>
+                </w:p>
+              </w:tc>
+              <w:tc>
+                <w:tcPr>
+                  <w:tcW w:type="dxa" w:w="2948"/>
                 </w:tcPr>
                 <w:p>
                   <w:pPr>
@@ -2062,13 +2063,13 @@
                       <w:b w:val="0"/>
                       <w:sz w:val="21"/>
                     </w:rPr>
-                    <w:t>构建局域网，承载视觉终端与计算机的消息通信</w:t>
-                  </w:r>
-                </w:p>
-              </w:tc>
-              <w:tc>
-                <w:tcPr>
-                  <w:tcW w:type="dxa" w:w="794"/>
+                    <w:t>运行三维网页、Flask服务及消息桥</w:t>
+                  </w:r>
+                </w:p>
+              </w:tc>
+              <w:tc>
+                <w:tcPr>
+                  <w:tcW w:type="dxa" w:w="680"/>
                 </w:tcPr>
                 <w:p>
                   <w:pPr>
@@ -2087,7 +2088,7 @@
               </w:tc>
               <w:tc>
                 <w:tcPr>
-                  <w:tcW w:type="dxa" w:w="794"/>
+                  <w:tcW w:type="dxa" w:w="680"/>
                 </w:tcPr>
                 <w:p>
                   <w:pPr>
@@ -2106,7 +2107,7 @@
               </w:tc>
               <w:tc>
                 <w:tcPr>
-                  <w:tcW w:type="dxa" w:w="1247"/>
+                  <w:tcW w:type="dxa" w:w="2268"/>
                 </w:tcPr>
                 <w:p>
                   <w:pPr>
@@ -2119,7 +2120,7 @@
                       <w:b w:val="0"/>
                       <w:sz w:val="21"/>
                     </w:rPr>
-                    <w:t>展厅现场部署</w:t>
+                    <w:t>普通笔记本</w:t>
                   </w:r>
                 </w:p>
               </w:tc>
@@ -2127,7 +2128,7 @@
             <w:tr>
               <w:tc>
                 <w:tcPr>
-                  <w:tcW w:type="dxa" w:w="680"/>
+                  <w:tcW w:type="dxa" w:w="624"/>
                 </w:tcPr>
                 <w:p>
                   <w:pPr>
@@ -2146,7 +2147,7 @@
               </w:tc>
               <w:tc>
                 <w:tcPr>
-                  <w:tcW w:type="dxa" w:w="1814"/>
+                  <w:tcW w:type="dxa" w:w="2438"/>
                 </w:tcPr>
                 <w:p>
                   <w:pPr>
@@ -2159,13 +2160,13 @@
                       <w:b w:val="0"/>
                       <w:sz w:val="21"/>
                     </w:rPr>
-                    <w:t>支架与展台</w:t>
-                  </w:r>
-                </w:p>
-              </w:tc>
-              <w:tc>
-                <w:tcPr>
-                  <w:tcW w:type="dxa" w:w="3175"/>
+                    <w:t>无线路由器</w:t>
+                  </w:r>
+                </w:p>
+              </w:tc>
+              <w:tc>
+                <w:tcPr>
+                  <w:tcW w:type="dxa" w:w="2948"/>
                 </w:tcPr>
                 <w:p>
                   <w:pPr>
@@ -2178,13 +2179,13 @@
                       <w:b w:val="0"/>
                       <w:sz w:val="21"/>
                     </w:rPr>
-                    <w:t>固定视觉终端与屏幕，形成可站立操作的展台</w:t>
-                  </w:r>
-                </w:p>
-              </w:tc>
-              <w:tc>
-                <w:tcPr>
-                  <w:tcW w:type="dxa" w:w="794"/>
+                    <w:t>构建局域网，承载三端消息通信</w:t>
+                  </w:r>
+                </w:p>
+              </w:tc>
+              <w:tc>
+                <w:tcPr>
+                  <w:tcW w:type="dxa" w:w="680"/>
                 </w:tcPr>
                 <w:p>
                   <w:pPr>
@@ -2203,7 +2204,7 @@
               </w:tc>
               <w:tc>
                 <w:tcPr>
-                  <w:tcW w:type="dxa" w:w="794"/>
+                  <w:tcW w:type="dxa" w:w="680"/>
                 </w:tcPr>
                 <w:p>
                   <w:pPr>
@@ -2216,13 +2217,13 @@
                       <w:b w:val="0"/>
                       <w:sz w:val="21"/>
                     </w:rPr>
-                    <w:t>套</w:t>
-                  </w:r>
-                </w:p>
-              </w:tc>
-              <w:tc>
-                <w:tcPr>
-                  <w:tcW w:type="dxa" w:w="1247"/>
+                    <w:t>台</w:t>
+                  </w:r>
+                </w:p>
+              </w:tc>
+              <w:tc>
+                <w:tcPr>
+                  <w:tcW w:type="dxa" w:w="2268"/>
                 </w:tcPr>
                 <w:p>
                   <w:pPr>
@@ -2235,7 +2236,7 @@
                       <w:b w:val="0"/>
                       <w:sz w:val="21"/>
                     </w:rPr>
-                    <w:t>自制</w:t>
+                    <w:t>现场部署</w:t>
                   </w:r>
                 </w:p>
               </w:tc>
@@ -2243,7 +2244,7 @@
             <w:tr>
               <w:tc>
                 <w:tcPr>
-                  <w:tcW w:type="dxa" w:w="680"/>
+                  <w:tcW w:type="dxa" w:w="624"/>
                 </w:tcPr>
                 <w:p>
                   <w:pPr>
@@ -2262,7 +2263,7 @@
               </w:tc>
               <w:tc>
                 <w:tcPr>
-                  <w:tcW w:type="dxa" w:w="1814"/>
+                  <w:tcW w:type="dxa" w:w="2438"/>
                 </w:tcPr>
                 <w:p>
                   <w:pPr>
@@ -2275,13 +2276,13 @@
                       <w:b w:val="0"/>
                       <w:sz w:val="21"/>
                     </w:rPr>
-                    <w:t>非遗认物卡</w:t>
-                  </w:r>
-                </w:p>
-              </w:tc>
-              <w:tc>
-                <w:tcPr>
-                  <w:tcW w:type="dxa" w:w="3175"/>
+                    <w:t>五类打印参考卡</w:t>
+                  </w:r>
+                </w:p>
+              </w:tc>
+              <w:tc>
+                <w:tcPr>
+                  <w:tcW w:type="dxa" w:w="2948"/>
                 </w:tcPr>
                 <w:p>
                   <w:pPr>
@@ -2294,13 +2295,13 @@
                       <w:b w:val="0"/>
                       <w:sz w:val="21"/>
                     </w:rPr>
-                    <w:t>印有香云纱、莞草编织、千角灯实拍图，供识别演示</w:t>
-                  </w:r>
-                </w:p>
-              </w:tc>
-              <w:tc>
-                <w:tcPr>
-                  <w:tcW w:type="dxa" w:w="794"/>
+                    <w:t>提供厚街粤绣、厚街双手洪拳、鳌鱼砖、莞草编织、清溪麒麟扎作的静态图像匹配素材</w:t>
+                  </w:r>
+                </w:p>
+              </w:tc>
+              <w:tc>
+                <w:tcPr>
+                  <w:tcW w:type="dxa" w:w="680"/>
                 </w:tcPr>
                 <w:p>
                   <w:pPr>
@@ -2313,13 +2314,13 @@
                       <w:b w:val="0"/>
                       <w:sz w:val="21"/>
                     </w:rPr>
-                    <w:t>3</w:t>
-                  </w:r>
-                </w:p>
-              </w:tc>
-              <w:tc>
-                <w:tcPr>
-                  <w:tcW w:type="dxa" w:w="794"/>
+                    <w:t>5</w:t>
+                  </w:r>
+                </w:p>
+              </w:tc>
+              <w:tc>
+                <w:tcPr>
+                  <w:tcW w:type="dxa" w:w="680"/>
                 </w:tcPr>
                 <w:p>
                   <w:pPr>
@@ -2338,7 +2339,7 @@
               </w:tc>
               <w:tc>
                 <w:tcPr>
-                  <w:tcW w:type="dxa" w:w="1247"/>
+                  <w:tcW w:type="dxa" w:w="2268"/>
                 </w:tcPr>
                 <w:p>
                   <w:pPr>
@@ -2351,7 +2352,7 @@
                       <w:b w:val="0"/>
                       <w:sz w:val="21"/>
                     </w:rPr>
-                    <w:t>现场可打印</w:t>
+                    <w:t>参考卡，非当地实物认定</w:t>
                   </w:r>
                 </w:p>
               </w:tc>
@@ -2359,7 +2360,7 @@
             <w:tr>
               <w:tc>
                 <w:tcPr>
-                  <w:tcW w:type="dxa" w:w="680"/>
+                  <w:tcW w:type="dxa" w:w="624"/>
                 </w:tcPr>
                 <w:p>
                   <w:pPr>
@@ -2378,7 +2379,7 @@
               </w:tc>
               <w:tc>
                 <w:tcPr>
-                  <w:tcW w:type="dxa" w:w="1814"/>
+                  <w:tcW w:type="dxa" w:w="2438"/>
                 </w:tcPr>
                 <w:p>
                   <w:pPr>
@@ -2391,13 +2392,13 @@
                       <w:b w:val="0"/>
                       <w:sz w:val="21"/>
                     </w:rPr>
-                    <w:t>人脸样张</w:t>
-                  </w:r>
-                </w:p>
-              </w:tc>
-              <w:tc>
-                <w:tcPr>
-                  <w:tcW w:type="dxa" w:w="3175"/>
+                    <w:t>可调支架与遮光片</w:t>
+                  </w:r>
+                </w:p>
+              </w:tc>
+              <w:tc>
+                <w:tcPr>
+                  <w:tcW w:type="dxa" w:w="2948"/>
                 </w:tcPr>
                 <w:p>
                   <w:pPr>
@@ -2410,13 +2411,13 @@
                       <w:b w:val="0"/>
                       <w:sz w:val="21"/>
                     </w:rPr>
-                    <w:t>印有预约访客照片，供人脸识别演示</w:t>
-                  </w:r>
-                </w:p>
-              </w:tc>
-              <w:tc>
-                <w:tcPr>
-                  <w:tcW w:type="dxa" w:w="794"/>
+                    <w:t>固定视觉终端、调整视角并减少卡面反光</w:t>
+                  </w:r>
+                </w:p>
+              </w:tc>
+              <w:tc>
+                <w:tcPr>
+                  <w:tcW w:type="dxa" w:w="680"/>
                 </w:tcPr>
                 <w:p>
                   <w:pPr>
@@ -2435,7 +2436,7 @@
               </w:tc>
               <w:tc>
                 <w:tcPr>
-                  <w:tcW w:type="dxa" w:w="794"/>
+                  <w:tcW w:type="dxa" w:w="680"/>
                 </w:tcPr>
                 <w:p>
                   <w:pPr>
@@ -2448,13 +2449,13 @@
                       <w:b w:val="0"/>
                       <w:sz w:val="21"/>
                     </w:rPr>
-                    <w:t>张</w:t>
-                  </w:r>
-                </w:p>
-              </w:tc>
-              <w:tc>
-                <w:tcPr>
-                  <w:tcW w:type="dxa" w:w="1247"/>
+                    <w:t>套</w:t>
+                  </w:r>
+                </w:p>
+              </w:tc>
+              <w:tc>
+                <w:tcPr>
+                  <w:tcW w:type="dxa" w:w="2268"/>
                 </w:tcPr>
                 <w:p>
                   <w:pPr>
@@ -2467,123 +2468,7 @@
                       <w:b w:val="0"/>
                       <w:sz w:val="21"/>
                     </w:rPr>
-                    <w:t>现场可打印</w:t>
-                  </w:r>
-                </w:p>
-              </w:tc>
-            </w:tr>
-            <w:tr>
-              <w:tc>
-                <w:tcPr>
-                  <w:tcW w:type="dxa" w:w="680"/>
-                </w:tcPr>
-                <w:p>
-                  <w:pPr>
-                    <w:jc w:val="center"/>
-                  </w:pPr>
-                  <w:r/>
-                  <w:r>
-                    <w:rPr>
-                      <w:rFonts w:ascii="仿宋_GB2312" w:hAnsi="仿宋_GB2312" w:eastAsia="仿宋_GB2312"/>
-                      <w:b w:val="0"/>
-                      <w:sz w:val="21"/>
-                    </w:rPr>
-                    <w:t>7</w:t>
-                  </w:r>
-                </w:p>
-              </w:tc>
-              <w:tc>
-                <w:tcPr>
-                  <w:tcW w:type="dxa" w:w="1814"/>
-                </w:tcPr>
-                <w:p>
-                  <w:pPr>
-                    <w:jc w:val="left"/>
-                  </w:pPr>
-                  <w:r/>
-                  <w:r>
-                    <w:rPr>
-                      <w:rFonts w:ascii="仿宋_GB2312" w:hAnsi="仿宋_GB2312" w:eastAsia="仿宋_GB2312"/>
-                      <w:b w:val="0"/>
-                      <w:sz w:val="21"/>
-                    </w:rPr>
-                    <w:t>积分兑换立牌</w:t>
-                  </w:r>
-                </w:p>
-              </w:tc>
-              <w:tc>
-                <w:tcPr>
-                  <w:tcW w:type="dxa" w:w="3175"/>
-                </w:tcPr>
-                <w:p>
-                  <w:pPr>
-                    <w:jc w:val="left"/>
-                  </w:pPr>
-                  <w:r/>
-                  <w:r>
-                    <w:rPr>
-                      <w:rFonts w:ascii="仿宋_GB2312" w:hAnsi="仿宋_GB2312" w:eastAsia="仿宋_GB2312"/>
-                      <w:b w:val="0"/>
-                      <w:sz w:val="21"/>
-                    </w:rPr>
-                    <w:t>展示积分规则与奖品档位，配合兑换环节</w:t>
-                  </w:r>
-                </w:p>
-              </w:tc>
-              <w:tc>
-                <w:tcPr>
-                  <w:tcW w:type="dxa" w:w="794"/>
-                </w:tcPr>
-                <w:p>
-                  <w:pPr>
-                    <w:jc w:val="center"/>
-                  </w:pPr>
-                  <w:r/>
-                  <w:r>
-                    <w:rPr>
-                      <w:rFonts w:ascii="仿宋_GB2312" w:hAnsi="仿宋_GB2312" w:eastAsia="仿宋_GB2312"/>
-                      <w:b w:val="0"/>
-                      <w:sz w:val="21"/>
-                    </w:rPr>
-                    <w:t>1</w:t>
-                  </w:r>
-                </w:p>
-              </w:tc>
-              <w:tc>
-                <w:tcPr>
-                  <w:tcW w:type="dxa" w:w="794"/>
-                </w:tcPr>
-                <w:p>
-                  <w:pPr>
-                    <w:jc w:val="center"/>
-                  </w:pPr>
-                  <w:r/>
-                  <w:r>
-                    <w:rPr>
-                      <w:rFonts w:ascii="仿宋_GB2312" w:hAnsi="仿宋_GB2312" w:eastAsia="仿宋_GB2312"/>
-                      <w:b w:val="0"/>
-                      <w:sz w:val="21"/>
-                    </w:rPr>
-                    <w:t>块</w:t>
-                  </w:r>
-                </w:p>
-              </w:tc>
-              <w:tc>
-                <w:tcPr>
-                  <w:tcW w:type="dxa" w:w="1247"/>
-                </w:tcPr>
-                <w:p>
-                  <w:pPr>
-                    <w:jc w:val="left"/>
-                  </w:pPr>
-                  <w:r/>
-                  <w:r>
-                    <w:rPr>
-                      <w:rFonts w:ascii="仿宋_GB2312" w:hAnsi="仿宋_GB2312" w:eastAsia="仿宋_GB2312"/>
-                      <w:b w:val="0"/>
-                      <w:sz w:val="21"/>
-                    </w:rPr>
-                    <w:t>现场可打印</w:t>
+                    <w:t>自制外观件</w:t>
                   </w:r>
                 </w:p>
               </w:tc>
@@ -2619,7 +2504,7 @@
                 <w:b w:val="0"/>
                 <w:sz w:val="22"/>
               </w:rPr>
-              <w:t>本查新报告检索范围限于国家知识产权局公开专利库、中国知网（CNKI）、万方数据库及维普网收录的公开文献。检索时限为2015年1月至2026年10月。检索结论仅对本次检索委托所列之查新点负责。</w:t>
+              <w:t>本查新报告检索范围限于国家知识产权局公开专利库、中国知网（CNKI）、万方数据库及维普网收录的公开文献。文献题名、作者与来源以公开出版信息核对为准；检索时限为2015年1月至2026年10月。受当前网络检索条件限制，专利部分的完整法律状态与权利要求未逐件复核，相关结论仅对本次检索和所列查新点负责。</w:t>
             </w:r>
           </w:p>
         </w:tc>
